--- a/anotacao/Rodadas e Classificação Brasileirão Série A 2026.docx
+++ b/anotacao/Rodadas e Classificação Brasileirão Série A 2026.docx
@@ -1516,7 +1516,6 @@
           <w:lang w:val="pt-BR"/>
         </w:rPr>
       </w:pPr>
-      <w:bookmarkStart w:id="0" w:name="_GoBack"/>
       <w:r>
         <w:rPr>
           <w:noProof/>
@@ -1565,10 +1564,376 @@
           </wp:inline>
         </w:drawing>
       </w:r>
+    </w:p>
+    <w:p>
+      <w:pPr>
+        <w:rPr>
+          <w:b/>
+          <w:bCs/>
+          <w:lang w:val="pt-BR"/>
+        </w:rPr>
+      </w:pPr>
+      <w:r>
+        <w:rPr>
+          <w:b/>
+          <w:bCs/>
+          <w:lang w:val="pt-BR"/>
+        </w:rPr>
+        <w:lastRenderedPageBreak/>
+        <w:t>Rodada 06 – 15/03/2026</w:t>
+      </w:r>
+    </w:p>
+    <w:p>
+      <w:pPr>
+        <w:rPr>
+          <w:lang w:val="pt-BR"/>
+        </w:rPr>
+      </w:pPr>
+      <w:r>
+        <w:rPr>
+          <w:noProof/>
+          <w:lang w:val="pt-BR"/>
+        </w:rPr>
+        <w:drawing>
+          <wp:inline distT="0" distB="0" distL="0" distR="0" wp14:anchorId="3B9ED143" wp14:editId="234888CD">
+            <wp:extent cx="6858000" cy="6452235"/>
+            <wp:effectExtent l="0" t="0" r="0" b="5715"/>
+            <wp:docPr id="26" name="Imagem 26"/>
+            <wp:cNvGraphicFramePr>
+              <a:graphicFrameLocks xmlns:a="http://schemas.openxmlformats.org/drawingml/2006/main" noChangeAspect="1"/>
+            </wp:cNvGraphicFramePr>
+            <a:graphic xmlns:a="http://schemas.openxmlformats.org/drawingml/2006/main">
+              <a:graphicData uri="http://schemas.openxmlformats.org/drawingml/2006/picture">
+                <pic:pic xmlns:pic="http://schemas.openxmlformats.org/drawingml/2006/picture">
+                  <pic:nvPicPr>
+                    <pic:cNvPr id="26" name="rodada_06_02.jpeg"/>
+                    <pic:cNvPicPr/>
+                  </pic:nvPicPr>
+                  <pic:blipFill>
+                    <a:blip r:embed="rId31">
+                      <a:extLst>
+                        <a:ext uri="{28A0092B-C50C-407E-A947-70E740481C1C}">
+                          <a14:useLocalDpi xmlns:a14="http://schemas.microsoft.com/office/drawing/2010/main" val="0"/>
+                        </a:ext>
+                      </a:extLst>
+                    </a:blip>
+                    <a:stretch>
+                      <a:fillRect/>
+                    </a:stretch>
+                  </pic:blipFill>
+                  <pic:spPr>
+                    <a:xfrm>
+                      <a:off x="0" y="0"/>
+                      <a:ext cx="6858000" cy="6452235"/>
+                    </a:xfrm>
+                    <a:prstGeom prst="rect">
+                      <a:avLst/>
+                    </a:prstGeom>
+                  </pic:spPr>
+                </pic:pic>
+              </a:graphicData>
+            </a:graphic>
+          </wp:inline>
+        </w:drawing>
+      </w:r>
+    </w:p>
+    <w:p>
+      <w:pPr>
+        <w:rPr>
+          <w:lang w:val="pt-BR"/>
+        </w:rPr>
+      </w:pPr>
+      <w:r>
+        <w:rPr>
+          <w:noProof/>
+          <w:lang w:val="pt-BR"/>
+        </w:rPr>
+        <w:lastRenderedPageBreak/>
+        <w:drawing>
+          <wp:inline distT="0" distB="0" distL="0" distR="0" wp14:anchorId="3C0AE649" wp14:editId="13F6ECDD">
+            <wp:extent cx="6858000" cy="8703945"/>
+            <wp:effectExtent l="0" t="0" r="0" b="1905"/>
+            <wp:docPr id="27" name="Imagem 27" descr="Uma imagem contendo Tabela&#10;&#10;Descrição gerada automaticamente"/>
+            <wp:cNvGraphicFramePr>
+              <a:graphicFrameLocks xmlns:a="http://schemas.openxmlformats.org/drawingml/2006/main" noChangeAspect="1"/>
+            </wp:cNvGraphicFramePr>
+            <a:graphic xmlns:a="http://schemas.openxmlformats.org/drawingml/2006/main">
+              <a:graphicData uri="http://schemas.openxmlformats.org/drawingml/2006/picture">
+                <pic:pic xmlns:pic="http://schemas.openxmlformats.org/drawingml/2006/picture">
+                  <pic:nvPicPr>
+                    <pic:cNvPr id="27" name="rodadaCbf6_02.jpeg"/>
+                    <pic:cNvPicPr/>
+                  </pic:nvPicPr>
+                  <pic:blipFill>
+                    <a:blip r:embed="rId32">
+                      <a:extLst>
+                        <a:ext uri="{28A0092B-C50C-407E-A947-70E740481C1C}">
+                          <a14:useLocalDpi xmlns:a14="http://schemas.microsoft.com/office/drawing/2010/main" val="0"/>
+                        </a:ext>
+                      </a:extLst>
+                    </a:blip>
+                    <a:stretch>
+                      <a:fillRect/>
+                    </a:stretch>
+                  </pic:blipFill>
+                  <pic:spPr>
+                    <a:xfrm>
+                      <a:off x="0" y="0"/>
+                      <a:ext cx="6858000" cy="8703945"/>
+                    </a:xfrm>
+                    <a:prstGeom prst="rect">
+                      <a:avLst/>
+                    </a:prstGeom>
+                  </pic:spPr>
+                </pic:pic>
+              </a:graphicData>
+            </a:graphic>
+          </wp:inline>
+        </w:drawing>
+      </w:r>
+    </w:p>
+    <w:p>
+      <w:pPr>
+        <w:rPr>
+          <w:lang w:val="pt-BR"/>
+        </w:rPr>
+      </w:pPr>
+      <w:r>
+        <w:rPr>
+          <w:lang w:val="pt-BR"/>
+        </w:rPr>
+        <w:lastRenderedPageBreak/>
+        <w:t>Rodada 06 – 16/03/2026</w:t>
+      </w:r>
+    </w:p>
+    <w:p>
+      <w:pPr>
+        <w:rPr>
+          <w:lang w:val="pt-BR"/>
+        </w:rPr>
+      </w:pPr>
+      <w:r>
+        <w:rPr>
+          <w:noProof/>
+          <w:lang w:val="pt-BR"/>
+        </w:rPr>
+        <w:drawing>
+          <wp:inline distT="0" distB="0" distL="0" distR="0" wp14:anchorId="77DEA9D1" wp14:editId="338B247C">
+            <wp:extent cx="6858000" cy="6343650"/>
+            <wp:effectExtent l="0" t="0" r="0" b="0"/>
+            <wp:docPr id="28" name="Imagem 28" descr="Uma imagem contendo Calendário&#10;&#10;Descrição gerada automaticamente"/>
+            <wp:cNvGraphicFramePr>
+              <a:graphicFrameLocks xmlns:a="http://schemas.openxmlformats.org/drawingml/2006/main" noChangeAspect="1"/>
+            </wp:cNvGraphicFramePr>
+            <a:graphic xmlns:a="http://schemas.openxmlformats.org/drawingml/2006/main">
+              <a:graphicData uri="http://schemas.openxmlformats.org/drawingml/2006/picture">
+                <pic:pic xmlns:pic="http://schemas.openxmlformats.org/drawingml/2006/picture">
+                  <pic:nvPicPr>
+                    <pic:cNvPr id="1" name=""/>
+                    <pic:cNvPicPr/>
+                  </pic:nvPicPr>
+                  <pic:blipFill>
+                    <a:blip r:embed="rId33"/>
+                    <a:stretch>
+                      <a:fillRect/>
+                    </a:stretch>
+                  </pic:blipFill>
+                  <pic:spPr>
+                    <a:xfrm>
+                      <a:off x="0" y="0"/>
+                      <a:ext cx="6858000" cy="6343650"/>
+                    </a:xfrm>
+                    <a:prstGeom prst="rect">
+                      <a:avLst/>
+                    </a:prstGeom>
+                  </pic:spPr>
+                </pic:pic>
+              </a:graphicData>
+            </a:graphic>
+          </wp:inline>
+        </w:drawing>
+      </w:r>
+    </w:p>
+    <w:p>
+      <w:pPr>
+        <w:rPr>
+          <w:lang w:val="pt-BR"/>
+        </w:rPr>
+      </w:pPr>
+      <w:r>
+        <w:rPr>
+          <w:noProof/>
+          <w:lang w:val="pt-BR"/>
+        </w:rPr>
+        <w:lastRenderedPageBreak/>
+        <w:drawing>
+          <wp:inline distT="0" distB="0" distL="0" distR="0" wp14:anchorId="64A1857B" wp14:editId="238AA121">
+            <wp:extent cx="5989839" cy="7597798"/>
+            <wp:effectExtent l="0" t="0" r="0" b="3175"/>
+            <wp:docPr id="29" name="Imagem 29"/>
+            <wp:cNvGraphicFramePr>
+              <a:graphicFrameLocks xmlns:a="http://schemas.openxmlformats.org/drawingml/2006/main" noChangeAspect="1"/>
+            </wp:cNvGraphicFramePr>
+            <a:graphic xmlns:a="http://schemas.openxmlformats.org/drawingml/2006/main">
+              <a:graphicData uri="http://schemas.openxmlformats.org/drawingml/2006/picture">
+                <pic:pic xmlns:pic="http://schemas.openxmlformats.org/drawingml/2006/picture">
+                  <pic:nvPicPr>
+                    <pic:cNvPr id="1" name=""/>
+                    <pic:cNvPicPr/>
+                  </pic:nvPicPr>
+                  <pic:blipFill>
+                    <a:blip r:embed="rId34"/>
+                    <a:stretch>
+                      <a:fillRect/>
+                    </a:stretch>
+                  </pic:blipFill>
+                  <pic:spPr>
+                    <a:xfrm>
+                      <a:off x="0" y="0"/>
+                      <a:ext cx="5989839" cy="7597798"/>
+                    </a:xfrm>
+                    <a:prstGeom prst="rect">
+                      <a:avLst/>
+                    </a:prstGeom>
+                  </pic:spPr>
+                </pic:pic>
+              </a:graphicData>
+            </a:graphic>
+          </wp:inline>
+        </w:drawing>
+      </w:r>
+    </w:p>
+    <w:p>
+      <w:pPr>
+        <w:rPr>
+          <w:b/>
+          <w:bCs/>
+          <w:lang w:val="pt-BR"/>
+        </w:rPr>
+      </w:pPr>
+      <w:r>
+        <w:rPr>
+          <w:b/>
+          <w:bCs/>
+          <w:lang w:val="pt-BR"/>
+        </w:rPr>
+        <w:t>Rodada 07 – 18/032026</w:t>
+      </w:r>
+    </w:p>
+    <w:p>
+      <w:pPr>
+        <w:rPr>
+          <w:lang w:val="pt-BR"/>
+        </w:rPr>
+      </w:pPr>
+      <w:r>
+        <w:rPr>
+          <w:noProof/>
+          <w:lang w:val="pt-BR"/>
+        </w:rPr>
+        <w:lastRenderedPageBreak/>
+        <w:drawing>
+          <wp:inline distT="0" distB="0" distL="0" distR="0" wp14:anchorId="5771B8B9" wp14:editId="478DA167">
+            <wp:extent cx="6858000" cy="6369685"/>
+            <wp:effectExtent l="0" t="0" r="0" b="0"/>
+            <wp:docPr id="30" name="Imagem 30" descr="Tabela&#10;&#10;Descrição gerada automaticamente"/>
+            <wp:cNvGraphicFramePr>
+              <a:graphicFrameLocks xmlns:a="http://schemas.openxmlformats.org/drawingml/2006/main" noChangeAspect="1"/>
+            </wp:cNvGraphicFramePr>
+            <a:graphic xmlns:a="http://schemas.openxmlformats.org/drawingml/2006/main">
+              <a:graphicData uri="http://schemas.openxmlformats.org/drawingml/2006/picture">
+                <pic:pic xmlns:pic="http://schemas.openxmlformats.org/drawingml/2006/picture">
+                  <pic:nvPicPr>
+                    <pic:cNvPr id="30" name="rodada_07_01.jpeg"/>
+                    <pic:cNvPicPr/>
+                  </pic:nvPicPr>
+                  <pic:blipFill>
+                    <a:blip r:embed="rId35">
+                      <a:extLst>
+                        <a:ext uri="{28A0092B-C50C-407E-A947-70E740481C1C}">
+                          <a14:useLocalDpi xmlns:a14="http://schemas.microsoft.com/office/drawing/2010/main" val="0"/>
+                        </a:ext>
+                      </a:extLst>
+                    </a:blip>
+                    <a:stretch>
+                      <a:fillRect/>
+                    </a:stretch>
+                  </pic:blipFill>
+                  <pic:spPr>
+                    <a:xfrm>
+                      <a:off x="0" y="0"/>
+                      <a:ext cx="6858000" cy="6369685"/>
+                    </a:xfrm>
+                    <a:prstGeom prst="rect">
+                      <a:avLst/>
+                    </a:prstGeom>
+                  </pic:spPr>
+                </pic:pic>
+              </a:graphicData>
+            </a:graphic>
+          </wp:inline>
+        </w:drawing>
+      </w:r>
+    </w:p>
+    <w:p>
+      <w:pPr>
+        <w:rPr>
+          <w:lang w:val="pt-BR"/>
+        </w:rPr>
+      </w:pPr>
+      <w:bookmarkStart w:id="0" w:name="_GoBack"/>
+      <w:r>
+        <w:rPr>
+          <w:noProof/>
+          <w:lang w:val="pt-BR"/>
+        </w:rPr>
+        <w:lastRenderedPageBreak/>
+        <w:drawing>
+          <wp:inline distT="0" distB="0" distL="0" distR="0" wp14:anchorId="308B568C" wp14:editId="6096F89D">
+            <wp:extent cx="6858000" cy="8569960"/>
+            <wp:effectExtent l="0" t="0" r="0" b="2540"/>
+            <wp:docPr id="31" name="Imagem 31"/>
+            <wp:cNvGraphicFramePr>
+              <a:graphicFrameLocks xmlns:a="http://schemas.openxmlformats.org/drawingml/2006/main" noChangeAspect="1"/>
+            </wp:cNvGraphicFramePr>
+            <a:graphic xmlns:a="http://schemas.openxmlformats.org/drawingml/2006/main">
+              <a:graphicData uri="http://schemas.openxmlformats.org/drawingml/2006/picture">
+                <pic:pic xmlns:pic="http://schemas.openxmlformats.org/drawingml/2006/picture">
+                  <pic:nvPicPr>
+                    <pic:cNvPr id="31" name="rodadaCbf7_01.jpeg"/>
+                    <pic:cNvPicPr/>
+                  </pic:nvPicPr>
+                  <pic:blipFill>
+                    <a:blip r:embed="rId36">
+                      <a:extLst>
+                        <a:ext uri="{28A0092B-C50C-407E-A947-70E740481C1C}">
+                          <a14:useLocalDpi xmlns:a14="http://schemas.microsoft.com/office/drawing/2010/main" val="0"/>
+                        </a:ext>
+                      </a:extLst>
+                    </a:blip>
+                    <a:stretch>
+                      <a:fillRect/>
+                    </a:stretch>
+                  </pic:blipFill>
+                  <pic:spPr>
+                    <a:xfrm>
+                      <a:off x="0" y="0"/>
+                      <a:ext cx="6858000" cy="8569960"/>
+                    </a:xfrm>
+                    <a:prstGeom prst="rect">
+                      <a:avLst/>
+                    </a:prstGeom>
+                  </pic:spPr>
+                </pic:pic>
+              </a:graphicData>
+            </a:graphic>
+          </wp:inline>
+        </w:drawing>
+      </w:r>
       <w:bookmarkEnd w:id="0"/>
     </w:p>
     <w:sectPr>
-      <w:headerReference w:type="default" r:id="rId31"/>
+      <w:headerReference w:type="default" r:id="rId37"/>
       <w:pgSz w:w="12240" w:h="15840"/>
       <w:pgMar w:top="720" w:right="720" w:bottom="720" w:left="720" w:header="708" w:footer="708" w:gutter="0"/>
       <w:cols w:space="708"/>
